--- a/week 2 - Class and Object/uml.docx
+++ b/week 2 - Class and Object/uml.docx
@@ -27,19 +27,7 @@
     </w:p>
     <w:p>
       <w:r>
-        <w:t>In a company, one of the data that is processed is employee data. Each employee</w:t>
-      </w:r>
-      <w:r>
-        <w:t xml:space="preserve"> </w:t>
-      </w:r>
-      <w:r>
-        <w:t>has an id, name, gender, title, title and salary. Each employee can also view personal data</w:t>
-      </w:r>
-      <w:r>
-        <w:t xml:space="preserve"> </w:t>
-      </w:r>
-      <w:r>
-        <w:t>and see his salary.</w:t>
+        <w:t>In a company, one of the data that is processed is employee data. Each employee has an id, name, gender, title, title and salary. Each employee can also view personal data and see his salary.</w:t>
       </w:r>
     </w:p>
     <w:tbl>
@@ -203,13 +191,7 @@
         </w:numPr>
       </w:pPr>
       <w:r>
-        <w:t>Mention the attributes and data types that can be identified from</w:t>
-      </w:r>
-      <w:r>
-        <w:t xml:space="preserve"> </w:t>
-      </w:r>
-      <w:r>
-        <w:t>each class from case study 1!</w:t>
+        <w:t>Mention the attributes and data types that can be identified from each class from case study 1!</w:t>
       </w:r>
       <w:r>
         <w:br/>
@@ -445,6 +427,46 @@
       <w:r>
         <w:t>Save it into Mahasiswa.java.</w:t>
       </w:r>
+      <w:r>
+        <w:br/>
+      </w:r>
+      <w:r>
+        <w:drawing>
+          <wp:inline distT="0" distB="0" distL="0" distR="0" wp14:anchorId="05DAEFF8" wp14:editId="1AC1DAA4">
+            <wp:extent cx="5943600" cy="2642870"/>
+            <wp:effectExtent l="0" t="0" r="0" b="5080"/>
+            <wp:docPr id="711587766" name="Picture 1"/>
+            <wp:cNvGraphicFramePr>
+              <a:graphicFrameLocks xmlns:a="http://schemas.openxmlformats.org/drawingml/2006/main" noChangeAspect="1"/>
+            </wp:cNvGraphicFramePr>
+            <a:graphic xmlns:a="http://schemas.openxmlformats.org/drawingml/2006/main">
+              <a:graphicData uri="http://schemas.openxmlformats.org/drawingml/2006/picture">
+                <pic:pic xmlns:pic="http://schemas.openxmlformats.org/drawingml/2006/picture">
+                  <pic:nvPicPr>
+                    <pic:cNvPr id="711587766" name=""/>
+                    <pic:cNvPicPr/>
+                  </pic:nvPicPr>
+                  <pic:blipFill>
+                    <a:blip r:embed="rId7"/>
+                    <a:stretch>
+                      <a:fillRect/>
+                    </a:stretch>
+                  </pic:blipFill>
+                  <pic:spPr>
+                    <a:xfrm>
+                      <a:off x="0" y="0"/>
+                      <a:ext cx="5943600" cy="2642870"/>
+                    </a:xfrm>
+                    <a:prstGeom prst="rect">
+                      <a:avLst/>
+                    </a:prstGeom>
+                  </pic:spPr>
+                </pic:pic>
+              </a:graphicData>
+            </a:graphic>
+          </wp:inline>
+        </w:drawing>
+      </w:r>
     </w:p>
     <w:p>
       <w:pPr>
@@ -455,24 +477,16 @@
         </w:numPr>
       </w:pPr>
       <w:r>
-        <w:t>To access the members of an object, the instance of the class must be created first. To</w:t>
+        <w:t>To access the members of an object, the instance of the class must be created first. To show</w:t>
       </w:r>
       <w:r>
         <w:t xml:space="preserve"> </w:t>
       </w:r>
       <w:r>
-        <w:t>show</w:t>
-      </w:r>
-      <w:r>
-        <w:t xml:space="preserve"> </w:t>
-      </w:r>
-      <w:r>
-        <w:t>how to access the members of the Student class, let’s create a new file and then</w:t>
-      </w:r>
-      <w:r>
-        <w:t xml:space="preserve"> </w:t>
-      </w:r>
-      <w:r>
+        <w:t xml:space="preserve">how to access the members of the Student class, let’s create a new file and then </w:t>
+      </w:r>
+      <w:r>
+        <w:lastRenderedPageBreak/>
         <w:t>typing the following program code:</w:t>
       </w:r>
       <w:r>
@@ -498,7 +512,7 @@
                     <pic:cNvPicPr/>
                   </pic:nvPicPr>
                   <pic:blipFill>
-                    <a:blip r:embed="rId7"/>
+                    <a:blip r:embed="rId8"/>
                     <a:stretch>
                       <a:fillRect/>
                     </a:stretch>
@@ -530,6 +544,46 @@
       <w:r>
         <w:t>Save it into TestMahasiswa.java</w:t>
       </w:r>
+      <w:r>
+        <w:br/>
+      </w:r>
+      <w:r>
+        <w:drawing>
+          <wp:inline distT="0" distB="0" distL="0" distR="0" wp14:anchorId="5F171DD2" wp14:editId="2CE4BA78">
+            <wp:extent cx="5943600" cy="2305050"/>
+            <wp:effectExtent l="0" t="0" r="0" b="0"/>
+            <wp:docPr id="297350785" name="Picture 1"/>
+            <wp:cNvGraphicFramePr>
+              <a:graphicFrameLocks xmlns:a="http://schemas.openxmlformats.org/drawingml/2006/main" noChangeAspect="1"/>
+            </wp:cNvGraphicFramePr>
+            <a:graphic xmlns:a="http://schemas.openxmlformats.org/drawingml/2006/main">
+              <a:graphicData uri="http://schemas.openxmlformats.org/drawingml/2006/picture">
+                <pic:pic xmlns:pic="http://schemas.openxmlformats.org/drawingml/2006/picture">
+                  <pic:nvPicPr>
+                    <pic:cNvPr id="297350785" name=""/>
+                    <pic:cNvPicPr/>
+                  </pic:nvPicPr>
+                  <pic:blipFill>
+                    <a:blip r:embed="rId9"/>
+                    <a:stretch>
+                      <a:fillRect/>
+                    </a:stretch>
+                  </pic:blipFill>
+                  <pic:spPr>
+                    <a:xfrm>
+                      <a:off x="0" y="0"/>
+                      <a:ext cx="5943600" cy="2305050"/>
+                    </a:xfrm>
+                    <a:prstGeom prst="rect">
+                      <a:avLst/>
+                    </a:prstGeom>
+                  </pic:spPr>
+                </pic:pic>
+              </a:graphicData>
+            </a:graphic>
+          </wp:inline>
+        </w:drawing>
+      </w:r>
     </w:p>
     <w:p>
       <w:pPr>
@@ -540,8 +594,47 @@
         </w:numPr>
       </w:pPr>
       <w:r>
-        <w:lastRenderedPageBreak/>
         <w:t>Run the TestMahasiswa class</w:t>
+      </w:r>
+      <w:r>
+        <w:br/>
+      </w:r>
+      <w:r>
+        <w:drawing>
+          <wp:inline distT="0" distB="0" distL="0" distR="0" wp14:anchorId="4AD55856" wp14:editId="6B3DA956">
+            <wp:extent cx="5943600" cy="1233805"/>
+            <wp:effectExtent l="0" t="0" r="0" b="4445"/>
+            <wp:docPr id="1037012332" name="Picture 1"/>
+            <wp:cNvGraphicFramePr>
+              <a:graphicFrameLocks xmlns:a="http://schemas.openxmlformats.org/drawingml/2006/main" noChangeAspect="1"/>
+            </wp:cNvGraphicFramePr>
+            <a:graphic xmlns:a="http://schemas.openxmlformats.org/drawingml/2006/main">
+              <a:graphicData uri="http://schemas.openxmlformats.org/drawingml/2006/picture">
+                <pic:pic xmlns:pic="http://schemas.openxmlformats.org/drawingml/2006/picture">
+                  <pic:nvPicPr>
+                    <pic:cNvPr id="1037012332" name=""/>
+                    <pic:cNvPicPr/>
+                  </pic:nvPicPr>
+                  <pic:blipFill>
+                    <a:blip r:embed="rId10"/>
+                    <a:stretch>
+                      <a:fillRect/>
+                    </a:stretch>
+                  </pic:blipFill>
+                  <pic:spPr>
+                    <a:xfrm>
+                      <a:off x="0" y="0"/>
+                      <a:ext cx="5943600" cy="1233805"/>
+                    </a:xfrm>
+                    <a:prstGeom prst="rect">
+                      <a:avLst/>
+                    </a:prstGeom>
+                  </pic:spPr>
+                </pic:pic>
+              </a:graphicData>
+            </a:graphic>
+          </wp:inline>
+        </w:drawing>
       </w:r>
     </w:p>
     <w:p>
@@ -553,6 +646,7 @@
         </w:numPr>
       </w:pPr>
       <w:r>
+        <w:lastRenderedPageBreak/>
         <w:t>Based on the code, please explain in which line the attribute declaration was?</w:t>
       </w:r>
       <w:r>
@@ -569,6 +663,9 @@
         <w:br/>
       </w:r>
       <w:r>
+        <w:rPr>
+          <w:noProof/>
+        </w:rPr>
         <w:drawing>
           <wp:inline distT="0" distB="0" distL="0" distR="0" wp14:anchorId="1F8BD86C" wp14:editId="52FA59BC">
             <wp:extent cx="4448796" cy="1486107"/>
@@ -585,7 +682,7 @@
                     <pic:cNvPicPr/>
                   </pic:nvPicPr>
                   <pic:blipFill>
-                    <a:blip r:embed="rId8"/>
+                    <a:blip r:embed="rId11"/>
                     <a:stretch>
                       <a:fillRect/>
                     </a:stretch>
@@ -625,6 +722,9 @@
         <w:br/>
       </w:r>
       <w:r>
+        <w:rPr>
+          <w:noProof/>
+        </w:rPr>
         <w:drawing>
           <wp:inline distT="0" distB="0" distL="0" distR="0" wp14:anchorId="70397AC0" wp14:editId="1728443F">
             <wp:extent cx="5943600" cy="1727200"/>
@@ -641,7 +741,7 @@
                     <pic:cNvPicPr/>
                   </pic:nvPicPr>
                   <pic:blipFill>
-                    <a:blip r:embed="rId9"/>
+                    <a:blip r:embed="rId12"/>
                     <a:stretch>
                       <a:fillRect/>
                     </a:stretch>
@@ -681,6 +781,9 @@
         <w:br/>
       </w:r>
       <w:r>
+        <w:rPr>
+          <w:noProof/>
+        </w:rPr>
         <w:drawing>
           <wp:inline distT="0" distB="0" distL="0" distR="0" wp14:anchorId="055BFCC8" wp14:editId="34FD282C">
             <wp:extent cx="5106113" cy="2162477"/>
@@ -697,7 +800,7 @@
                     <pic:cNvPicPr/>
                   </pic:nvPicPr>
                   <pic:blipFill>
-                    <a:blip r:embed="rId10"/>
+                    <a:blip r:embed="rId13"/>
                     <a:stretch>
                       <a:fillRect/>
                     </a:stretch>
@@ -770,6 +873,9 @@
         <w:br/>
       </w:r>
       <w:r>
+        <w:rPr>
+          <w:noProof/>
+        </w:rPr>
         <w:drawing>
           <wp:inline distT="0" distB="0" distL="0" distR="0" wp14:anchorId="1D5F8B23" wp14:editId="05287D8E">
             <wp:extent cx="5896798" cy="5141720"/>
@@ -786,7 +892,7 @@
                     <pic:cNvPicPr/>
                   </pic:nvPicPr>
                   <pic:blipFill>
-                    <a:blip r:embed="rId11">
+                    <a:blip r:embed="rId14">
                       <a:extLst>
                         <a:ext uri="{28A0092B-C50C-407E-A947-70E740481C1C}">
                           <a14:useLocalDpi xmlns:a14="http://schemas.microsoft.com/office/drawing/2010/main" val="0"/>
@@ -877,7 +983,7 @@
                     <pic:cNvPicPr/>
                   </pic:nvPicPr>
                   <pic:blipFill>
-                    <a:blip r:embed="rId12"/>
+                    <a:blip r:embed="rId15"/>
                     <a:stretch>
                       <a:fillRect/>
                     </a:stretch>
@@ -913,6 +1019,9 @@
         <w:br/>
       </w:r>
       <w:r>
+        <w:rPr>
+          <w:noProof/>
+        </w:rPr>
         <w:drawing>
           <wp:inline distT="0" distB="0" distL="0" distR="0" wp14:anchorId="0198B49D" wp14:editId="08969DFD">
             <wp:extent cx="5943600" cy="3217545"/>
@@ -929,7 +1038,7 @@
                     <pic:cNvPicPr/>
                   </pic:nvPicPr>
                   <pic:blipFill>
-                    <a:blip r:embed="rId13"/>
+                    <a:blip r:embed="rId16"/>
                     <a:stretch>
                       <a:fillRect/>
                     </a:stretch>
@@ -959,16 +1068,7 @@
         </w:numPr>
       </w:pPr>
       <w:r>
-        <w:t>To access the members of an object, the instance of the class must be created first. To</w:t>
-      </w:r>
-      <w:r>
-        <w:t xml:space="preserve"> </w:t>
-      </w:r>
-      <w:r>
-        <w:t>show how to access the members of the barang class, let’s create a new file and then</w:t>
-      </w:r>
-      <w:r>
-        <w:t xml:space="preserve"> </w:t>
+        <w:t xml:space="preserve">To access the members of an object, the instance of the class must be created first. To show how to access the members of the barang class, let’s create a new file and then </w:t>
       </w:r>
       <w:r>
         <w:lastRenderedPageBreak/>
@@ -997,7 +1097,7 @@
                     <pic:cNvPicPr/>
                   </pic:nvPicPr>
                   <pic:blipFill>
-                    <a:blip r:embed="rId14"/>
+                    <a:blip r:embed="rId17"/>
                     <a:stretch>
                       <a:fillRect/>
                     </a:stretch>
@@ -1033,6 +1133,9 @@
         <w:br/>
       </w:r>
       <w:r>
+        <w:rPr>
+          <w:noProof/>
+        </w:rPr>
         <w:drawing>
           <wp:inline distT="0" distB="0" distL="0" distR="0" wp14:anchorId="6453AB37" wp14:editId="52283DAB">
             <wp:extent cx="5943600" cy="1804670"/>
@@ -1049,7 +1152,7 @@
                     <pic:cNvPicPr/>
                   </pic:nvPicPr>
                   <pic:blipFill>
-                    <a:blip r:embed="rId15"/>
+                    <a:blip r:embed="rId18"/>
                     <a:stretch>
                       <a:fillRect/>
                     </a:stretch>
@@ -1085,6 +1188,9 @@
         <w:br/>
       </w:r>
       <w:r>
+        <w:rPr>
+          <w:noProof/>
+        </w:rPr>
         <w:drawing>
           <wp:inline distT="0" distB="0" distL="0" distR="0" wp14:anchorId="4236313A" wp14:editId="5BE40842">
             <wp:extent cx="5943600" cy="946150"/>
@@ -1101,7 +1207,7 @@
                     <pic:cNvPicPr/>
                   </pic:nvPicPr>
                   <pic:blipFill>
-                    <a:blip r:embed="rId16"/>
+                    <a:blip r:embed="rId19"/>
                     <a:stretch>
                       <a:fillRect/>
                     </a:stretch>
@@ -1180,25 +1286,7 @@
         </w:numPr>
       </w:pPr>
       <w:r>
-        <w:t>One of the video game rental shops process is borrowing, The stored data when</w:t>
-      </w:r>
-      <w:r>
-        <w:t xml:space="preserve"> </w:t>
-      </w:r>
-      <w:r>
-        <w:t>someone renting the game are the id, member name, game name, and the amount to</w:t>
-      </w:r>
-      <w:r>
-        <w:t xml:space="preserve"> </w:t>
-      </w:r>
-      <w:r>
-        <w:t>pay. Each rent can display the data and the amount to pay. Make a class diagram based</w:t>
-      </w:r>
-      <w:r>
-        <w:t xml:space="preserve"> </w:t>
-      </w:r>
-      <w:r>
-        <w:t>on the case study!</w:t>
+        <w:t>One of the video game rental shops process is borrowing, The stored data when someone renting the game are the id, member name, game name, and the amount to pay. Each rent can display the data and the amount to pay. Make a class diagram based on the case study!</w:t>
       </w:r>
     </w:p>
     <w:p>
@@ -1341,6 +1429,9 @@
         <w:br/>
       </w:r>
       <w:r>
+        <w:rPr>
+          <w:noProof/>
+        </w:rPr>
         <w:drawing>
           <wp:inline distT="0" distB="0" distL="0" distR="0" wp14:anchorId="4F516DFB" wp14:editId="447A32B0">
             <wp:extent cx="5943600" cy="4634230"/>
@@ -1357,7 +1448,7 @@
                     <pic:cNvPicPr/>
                   </pic:nvPicPr>
                   <pic:blipFill>
-                    <a:blip r:embed="rId17"/>
+                    <a:blip r:embed="rId20"/>
                     <a:stretch>
                       <a:fillRect/>
                     </a:stretch>
@@ -1414,7 +1505,7 @@
                     <pic:cNvPicPr/>
                   </pic:nvPicPr>
                   <pic:blipFill>
-                    <a:blip r:embed="rId18"/>
+                    <a:blip r:embed="rId21"/>
                     <a:stretch>
                       <a:fillRect/>
                     </a:stretch>
@@ -1585,7 +1676,7 @@
                     <pic:cNvPicPr/>
                   </pic:nvPicPr>
                   <pic:blipFill>
-                    <a:blip r:embed="rId19"/>
+                    <a:blip r:embed="rId22"/>
                     <a:stretch>
                       <a:fillRect/>
                     </a:stretch>
@@ -3486,6 +3577,7 @@
   <w:style w:type="character" w:default="1" w:styleId="DefaultParagraphFont">
     <w:name w:val="Default Paragraph Font"/>
     <w:uiPriority w:val="1"/>
+    <w:semiHidden/>
     <w:unhideWhenUsed/>
   </w:style>
   <w:style w:type="table" w:default="1" w:styleId="TableNormal">
